--- a/zaini_case_audit_output/outputs/word/documents/106_ضبط جلسة رقم 30 يوم 10-11-1444 هـ للقضية رقم 42824717.docx
+++ b/zaini_case_audit_output/outputs/word/documents/106_ضبط جلسة رقم 30 يوم 10-11-1444 هـ للقضية رقم 42824717.docx
@@ -70,15 +70,22 @@
     <w:p/>
     <w:p>
       <w:pPr>
+        <w:pStyle w:val="Heading2"/>
         <w:jc w:val="right"/>
         <w:bidi/>
       </w:pPr>
       <w:r>
-        <w:rPr>
-          <w:b w:val="0"/>
-          <w:i w:val="0"/>
-        </w:rPr>
-        <w:t>[صفحة 1]</w:t>
+        <w:t>صفحة 1</w:t>
+      </w:r>
+    </w:p>
+    <w:p>
+      <w:pPr>
+        <w:pStyle w:val="Heading2"/>
+        <w:jc w:val="right"/>
+        <w:bidi/>
+      </w:pPr>
+      <w:r>
+        <w:t>[نص الضبط / الحكم — المتن الفعلي] ===</w:t>
         <w:br/>
         <w:t>2</w:t>
         <w:br/>
@@ -99,14 +106,54 @@
         <w:t>قلدى الدائرة الاولى وبناء على القضية رقم /ا١/ا23587151‏ وتاريخ ‎14/١5/١557‏ ه</w:t>
         <w:br/>
         <w:t>ب ببب(؟(؟؛ب ب بٍ©؟©؟©7ل ل ا ةيضقلا قارطلط لل</w:t>
+      </w:r>
+    </w:p>
+    <w:p>
+      <w:pPr>
+        <w:pStyle w:val="Heading2"/>
+        <w:jc w:val="right"/>
+        <w:bidi/>
+      </w:pPr>
+      <w:r>
+        <w:t>[بيانات الأطراف: المدعي / المدعى عليه / الحاضرون] ===</w:t>
         <w:br/>
         <w:t>عدنان احمد عباس زيني الهوية الوطنية شف 06ل سعودي المدعي</w:t>
+      </w:r>
+    </w:p>
+    <w:p>
+      <w:pPr>
+        <w:pStyle w:val="Heading2"/>
+        <w:jc w:val="right"/>
+        <w:bidi/>
+      </w:pPr>
+      <w:r>
+        <w:t>[نص الضبط / الحكم — المتن الفعلي] ===</w:t>
         <w:br/>
         <w:t>ليكو ‏١1١114‎ . ه8 ةينطولا ةيوهلا يريطملا دعس نب حبار نب يكرت</w:t>
+      </w:r>
+    </w:p>
+    <w:p>
+      <w:pPr>
+        <w:pStyle w:val="Heading2"/>
+        <w:jc w:val="right"/>
+        <w:bidi/>
+      </w:pPr>
+      <w:r>
+        <w:t>[بيانات الأطراف: المدعي / المدعى عليه / الحاضرون] ===</w:t>
         <w:br/>
         <w:t>عاتقة محمديحيى محمدعلي الحرازي الهوية الوطنية لز سعودي مدعى عليه</w:t>
         <w:br/>
         <w:t>اسامة احمد عباس زيني الهوية الوظنية ل سعودي مدعى عليه</w:t>
+      </w:r>
+    </w:p>
+    <w:p>
+      <w:pPr>
+        <w:pStyle w:val="Heading2"/>
+        <w:jc w:val="right"/>
+        <w:bidi/>
+      </w:pPr>
+      <w:r>
+        <w:t>[نص الضبط / الحكم — المتن الفعلي] ===</w:t>
         <w:br/>
         <w:t>رضاح يدوعس د. سلال وسلا ةينطولا ةيوهلا</w:t>
         <w:br/>
@@ -129,12 +176,52 @@
         <w:t>ىماحم يدوعس ل ةينطولا ةيوهلا يمايلا حلاص بلاط يلع</w:t>
         <w:br/>
         <w:t>ىماخم يدوعس ل ةينطولا ةيوهلا دشار نب حرفم نب فرشم نب يلع</w:t>
+      </w:r>
+    </w:p>
+    <w:p>
+      <w:pPr>
+        <w:pStyle w:val="Heading2"/>
+        <w:jc w:val="right"/>
+        <w:bidi/>
+      </w:pPr>
+      <w:r>
+        <w:t>[بيانات الأطراف: المدعي / المدعى عليه / الحاضرون] ===</w:t>
         <w:br/>
         <w:t>رفيف راشد جزاء الثقفي الهوية الوطنية لي ل سعودي وكيل</w:t>
+      </w:r>
+    </w:p>
+    <w:p>
+      <w:pPr>
+        <w:pStyle w:val="Heading2"/>
+        <w:jc w:val="right"/>
+        <w:bidi/>
+      </w:pPr>
+      <w:r>
+        <w:t>[نص الضبط / الحكم — المتن الفعلي] ===</w:t>
         <w:br/>
         <w:t>يسيبي|!|]|حسبإِِِط|ط|جطجطجطجط!ط!/!|!|!ط!|!|آآآ ا ل ا ةرو ضحي ةساجلا تحتق شلل</w:t>
+      </w:r>
+    </w:p>
+    <w:p>
+      <w:pPr>
+        <w:pStyle w:val="Heading2"/>
+        <w:jc w:val="right"/>
+        <w:bidi/>
+      </w:pPr>
+      <w:r>
+        <w:t>[بيانات الأطراف: المدعي / المدعى عليه / الحاضرون] ===</w:t>
         <w:br/>
         <w:t>عدنان احمد عباس زيني الهوية الوطنية شف كل السعودية المدعي</w:t>
+      </w:r>
+    </w:p>
+    <w:p>
+      <w:pPr>
+        <w:pStyle w:val="Heading2"/>
+        <w:jc w:val="right"/>
+        <w:bidi/>
+      </w:pPr>
+      <w:r>
+        <w:t>[نص الضبط / الحكم — المتن الفعلي] ===</w:t>
         <w:br/>
         <w:t>ىماحم ةيدوعسلا ل ةينطولا ةيوهلا ىثراحلا عيار نب فلخ قراط</w:t>
         <w:br/>
@@ -147,15 +234,22 @@
     </w:p>
     <w:p>
       <w:pPr>
+        <w:pStyle w:val="Heading2"/>
         <w:jc w:val="right"/>
         <w:bidi/>
       </w:pPr>
       <w:r>
-        <w:rPr>
-          <w:b w:val="0"/>
-          <w:i w:val="0"/>
-        </w:rPr>
-        <w:t>[صفحة 2]</w:t>
+        <w:t>صفحة 2</w:t>
+      </w:r>
+    </w:p>
+    <w:p>
+      <w:pPr>
+        <w:pStyle w:val="Heading2"/>
+        <w:jc w:val="right"/>
+        <w:bidi/>
+      </w:pPr>
+      <w:r>
+        <w:t>[نص الضبط / الحكم — المتن الفعلي] ===</w:t>
         <w:br/>
         <w:t>ةيدوعسلا ةيبرعلا ةكلملا</w:t>
         <w:br/>
@@ -166,42 +260,49 @@
     </w:p>
     <w:p>
       <w:pPr>
+        <w:pStyle w:val="Heading2"/>
         <w:jc w:val="right"/>
         <w:bidi/>
       </w:pPr>
       <w:r>
-        <w:rPr>
-          <w:b w:val="0"/>
-          <w:i w:val="0"/>
-        </w:rPr>
+        <w:t>[ترويسة / كليشة وزارة العدل — معلومات رسمية متكررة] ===</w:t>
+        <w:br/>
         <w:t>المحكمة التجاربة بجدة ‎١‏ رقم الصفحة بلا ؟</w:t>
+      </w:r>
+    </w:p>
+    <w:p>
+      <w:pPr>
+        <w:pStyle w:val="Heading2"/>
+        <w:jc w:val="right"/>
+        <w:bidi/>
+      </w:pPr>
+      <w:r>
+        <w:t>[نص الضبط / الحكم — المتن الفعلي] ===</w:t>
         <w:br/>
         <w:t>الدائرة الاولى رقم القضية: 5181117 رقمالجلسة: *" لك</w:t>
       </w:r>
     </w:p>
     <w:p>
       <w:pPr>
+        <w:pStyle w:val="Heading2"/>
         <w:jc w:val="right"/>
         <w:bidi/>
       </w:pPr>
       <w:r>
-        <w:rPr>
-          <w:b w:val="0"/>
-          <w:i w:val="0"/>
-        </w:rPr>
+        <w:t>[بيانات الأطراف: المدعي / المدعى عليه / الحاضرون] ===</w:t>
+        <w:br/>
         <w:t>اسامة احمد عباس زيني الهوية الوطنية ل السعودية مدعى عليه</w:t>
       </w:r>
     </w:p>
     <w:p>
       <w:pPr>
+        <w:pStyle w:val="Heading2"/>
         <w:jc w:val="right"/>
         <w:bidi/>
       </w:pPr>
       <w:r>
-        <w:rPr>
-          <w:b w:val="0"/>
-          <w:i w:val="0"/>
-        </w:rPr>
+        <w:t>[نص الضبط / الحكم — المتن الفعلي] ===</w:t>
+        <w:br/>
         <w:t>200 ةيدوعسلا 0 ةينطولا ةيوهلا يريطملا دعس نب دوعس رمع</w:t>
       </w:r>
     </w:p>
@@ -248,8 +349,28 @@
         <w:t>من قبل.موكلي مما اضطرنا إلى الالتجاء إلى فضيلتكم لإللزام المدعى عليه بسداد قيمة الحصص التي استوى</w:t>
         <w:br/>
         <w:t>علها من شتركة اخمد زيني التجارية. علماً أنه صدر حكم من المحكمة العامة بجدة بصك رقم 3855849</w:t>
+      </w:r>
+    </w:p>
+    <w:p>
+      <w:pPr>
+        <w:pStyle w:val="Heading2"/>
+        <w:jc w:val="right"/>
+        <w:bidi/>
+      </w:pPr>
+      <w:r>
+        <w:t>[ترويسة / كليشة وزارة العدل — معلومات رسمية متكررة] ===</w:t>
         <w:br/>
         <w:t>وتاريخ 10/ 2/ 1438ه يقضي باختصاص القضاء التجاري لنظر هذه الدعوى (مرفق صك حكم الاختصاص)</w:t>
+      </w:r>
+    </w:p>
+    <w:p>
+      <w:pPr>
+        <w:pStyle w:val="Heading2"/>
+        <w:jc w:val="right"/>
+        <w:bidi/>
+      </w:pPr>
+      <w:r>
+        <w:t>[نص الضبط / الحكم — المتن الفعلي] ===</w:t>
         <w:br/>
         <w:t>)» ذكرنا ان الحصص هي نسبتها 9090 من راس المال» كما نبلغكم أن النظام لايسمح لنا بإضافة مدعي او</w:t>
         <w:br/>
@@ -264,15 +385,22 @@
     </w:p>
     <w:p>
       <w:pPr>
+        <w:pStyle w:val="Heading2"/>
         <w:jc w:val="right"/>
         <w:bidi/>
       </w:pPr>
       <w:r>
-        <w:rPr>
-          <w:b w:val="0"/>
-          <w:i w:val="0"/>
-        </w:rPr>
-        <w:t>[صفحة 3]</w:t>
+        <w:t>صفحة 3</w:t>
+      </w:r>
+    </w:p>
+    <w:p>
+      <w:pPr>
+        <w:pStyle w:val="Heading2"/>
+        <w:jc w:val="right"/>
+        <w:bidi/>
+      </w:pPr>
+      <w:r>
+        <w:t>[نص الضبط / الحكم — المتن الفعلي] ===</w:t>
         <w:br/>
         <w:t>ةيدوعسلا ةيبرعلا ةكلشتا | (ككل|</w:t>
         <w:br/>
@@ -283,8 +411,28 @@
         <w:t>ا ل 0022م حي تل ادا لاط</w:t>
         <w:br/>
         <w:t>1 00</w:t>
+      </w:r>
+    </w:p>
+    <w:p>
+      <w:pPr>
+        <w:pStyle w:val="Heading2"/>
+        <w:jc w:val="right"/>
+        <w:bidi/>
+      </w:pPr>
+      <w:r>
+        <w:t>[ترويسة / كليشة وزارة العدل — معلومات رسمية متكررة] ===</w:t>
         <w:br/>
         <w:t>المحكمة التجارية بجدة رقم الصفحة ‎١‏ م٠‏ ا و</w:t>
+      </w:r>
+    </w:p>
+    <w:p>
+      <w:pPr>
+        <w:pStyle w:val="Heading2"/>
+        <w:jc w:val="right"/>
+        <w:bidi/>
+      </w:pPr>
+      <w:r>
+        <w:t>[نص الضبط / الحكم — المتن الفعلي] ===</w:t>
         <w:br/>
         <w:t>الدائرة الاولى رقم القضية: 241418107 رقمالجلسة: ‎١٠9‏ سانت لس</w:t>
         <w:br/>
@@ -293,8 +441,28 @@
         <w:t>1 8 مسإلا</w:t>
         <w:br/>
         <w:t>تلا دملا ةصلا</w:t>
+      </w:r>
+    </w:p>
+    <w:p>
+      <w:pPr>
+        <w:pStyle w:val="Heading2"/>
+        <w:jc w:val="right"/>
+        <w:bidi/>
+      </w:pPr>
+      <w:r>
+        <w:t>[بيانات الأطراف: المدعي / المدعى عليه / الحاضرون] ===</w:t>
         <w:br/>
         <w:t>عدنان احمد عباس زبني الصفة يي التوقيع</w:t>
+      </w:r>
+    </w:p>
+    <w:p>
+      <w:pPr>
+        <w:pStyle w:val="Heading2"/>
+        <w:jc w:val="right"/>
+        <w:bidi/>
+      </w:pPr>
+      <w:r>
+        <w:t>[نص الضبط / الحكم — المتن الفعلي] ===</w:t>
         <w:br/>
         <w:t>1 8 مسإلا</w:t>
         <w:br/>
@@ -323,16 +491,56 @@
         <w:t>1 8 مسإلا</w:t>
         <w:br/>
         <w:t>لا هيلع ةصلا</w:t>
+      </w:r>
+    </w:p>
+    <w:p>
+      <w:pPr>
+        <w:pStyle w:val="Heading2"/>
+        <w:jc w:val="right"/>
+        <w:bidi/>
+      </w:pPr>
+      <w:r>
+        <w:t>[بيانات الأطراف: المدعي / المدعى عليه / الحاضرون] ===</w:t>
         <w:br/>
         <w:t>اسامة احمد عباس زبني الصفة هل عي علي التوقيع</w:t>
+      </w:r>
+    </w:p>
+    <w:p>
+      <w:pPr>
+        <w:pStyle w:val="Heading2"/>
+        <w:jc w:val="right"/>
+        <w:bidi/>
+      </w:pPr>
+      <w:r>
+        <w:t>[نص الضبط / الحكم — المتن الفعلي] ===</w:t>
         <w:br/>
         <w:t>عيقوتلا 2003 ةفصلا معن</w:t>
         <w:br/>
         <w:t>يريطملا دعس نب دوعس رمع</w:t>
         <w:br/>
         <w:t>1 8 مسإلا</w:t>
+      </w:r>
+    </w:p>
+    <w:p>
+      <w:pPr>
+        <w:pStyle w:val="Heading2"/>
+        <w:jc w:val="right"/>
+        <w:bidi/>
+      </w:pPr>
+      <w:r>
+        <w:t>[بيانات الأطراف: المدعي / المدعى عليه / الحاضرون] ===</w:t>
         <w:br/>
         <w:t>الصفة وكيل التوقي</w:t>
+      </w:r>
+    </w:p>
+    <w:p>
+      <w:pPr>
+        <w:pStyle w:val="Heading2"/>
+        <w:jc w:val="right"/>
+        <w:bidi/>
+      </w:pPr>
+      <w:r>
+        <w:t>[نص الضبط / الحكم — المتن الفعلي] ===</w:t>
         <w:br/>
         <w:t>عيش يريطملا دعس نب دوعس رمع</w:t>
         <w:br/>

--- a/zaini_case_audit_output/outputs/word/documents/106_ضبط جلسة رقم 30 يوم 10-11-1444 هـ للقضية رقم 42824717.docx
+++ b/zaini_case_audit_output/outputs/word/documents/106_ضبط جلسة رقم 30 يوم 10-11-1444 هـ للقضية رقم 42824717.docx
@@ -88,16 +88,56 @@
         <w:t>[نص الضبط / الحكم — المتن الفعلي] ===</w:t>
         <w:br/>
         <w:t>2</w:t>
+      </w:r>
+    </w:p>
+    <w:p>
+      <w:pPr>
+        <w:pStyle w:val="Heading2"/>
+        <w:jc w:val="right"/>
+        <w:bidi/>
+      </w:pPr>
+      <w:r>
+        <w:t>[بيانات الأطراف: المدعي / المدعى عليه / الحاضرون] ===</w:t>
         <w:br/>
-        <w:t>ةيدوعسلا ةيبرعلا ةعلطتا كا</w:t>
+        <w:t>اك اتطلعة العربية السعودية</w:t>
+      </w:r>
+    </w:p>
+    <w:p>
+      <w:pPr>
+        <w:pStyle w:val="Heading2"/>
+        <w:jc w:val="right"/>
+        <w:bidi/>
+      </w:pPr>
+      <w:r>
+        <w:t>[نص الضبط / الحكم — المتن الفعلي] ===</w:t>
         <w:br/>
         <w:t>5ه وزارة اتعدل ضبط</w:t>
         <w:br/>
         <w:t>لالري زلا</w:t>
         <w:br/>
         <w:t>عل 1-7</w:t>
+      </w:r>
+    </w:p>
+    <w:p>
+      <w:pPr>
+        <w:pStyle w:val="Heading2"/>
+        <w:jc w:val="right"/>
+        <w:bidi/>
+      </w:pPr>
+      <w:r>
+        <w:t>[ترويسة / كليشة وزارة العدل — معلومات رسمية متكررة] ===</w:t>
         <w:br/>
-        <w:t>رك ماا ص ‏١ ١‎ ةحفصلا مقر ةدجب ةيراجتلا ةمكحملا</w:t>
+        <w:t>المحكمة التجارية بجدة رقم الصفحة ‎١ ١‏ ص اام كر</w:t>
+      </w:r>
+    </w:p>
+    <w:p>
+      <w:pPr>
+        <w:pStyle w:val="Heading2"/>
+        <w:jc w:val="right"/>
+        <w:bidi/>
+      </w:pPr>
+      <w:r>
+        <w:t>[نص الضبط / الحكم — المتن الفعلي] ===</w:t>
         <w:br/>
         <w:t>الدائرة الاولى ‎١‏ رقم القضية: 57414111 رقمالجلسة: ‎١5‏ ساو ل [ه]</w:t>
         <w:br/>
@@ -105,7 +145,7 @@
         <w:br/>
         <w:t>قلدى الدائرة الاولى وبناء على القضية رقم /ا١/ا23587151‏ وتاريخ ‎14/١5/١557‏ ه</w:t>
         <w:br/>
-        <w:t>ب ببب(؟(؟؛ب ب بٍ©؟©؟©7ل ل ا ةيضقلا قارطلط لل</w:t>
+        <w:t>لل طلطراق القضية ا ل ل7©؟©؟©ٍب ب ب؛؟)؟)ببب ب</w:t>
       </w:r>
     </w:p>
     <w:p>
@@ -118,6 +158,26 @@
         <w:t>[بيانات الأطراف: المدعي / المدعى عليه / الحاضرون] ===</w:t>
         <w:br/>
         <w:t>عدنان احمد عباس زيني الهوية الوطنية شف 06ل سعودي المدعي</w:t>
+        <w:br/>
+        <w:t>تركي بن رابح بن سعد المطيري الهوية الوطنية 8ه . ‎١1١114‏ وكيل</w:t>
+        <w:br/>
+        <w:t>عاتقة محمديحيى محمدعلي الحرازي الهوية الوطنية لز سعودي مدعى عليه</w:t>
+        <w:br/>
+        <w:t>اسامة احمد عباس زيني الهوية الوظنية ل سعودي مدعى عليه</w:t>
+        <w:br/>
+        <w:t>الهوية الوطنية السو لالس .د سعودي حاضر</w:t>
+        <w:br/>
+        <w:t>سلطان ماجد ناصر القحطاني الهوية الوطنية الس إ.د سعودي محامى</w:t>
+        <w:br/>
+        <w:t>طارق خلف بن رايع الحارثى الهوية الوطنية 00 سعودي محامى</w:t>
+        <w:br/>
+        <w:t>سليمان محمد سليمان السديري البوية الوطنية ‎١.7‏ سعودي محامى</w:t>
+        <w:br/>
+        <w:t>عمر سعود بن سعد المطيري الهوية الوطنية كل سعودي 2003</w:t>
+        <w:br/>
+        <w:t>عزام فيصل ابراهيم خوج الهوية الوطنية كل سعودي محامى</w:t>
+        <w:br/>
+        <w:t>محمد فواز بن منير الثعلي الهوية الوطنية اا 10و١١‏ سعودي محامى</w:t>
       </w:r>
     </w:p>
     <w:p>
@@ -129,7 +189,11 @@
       <w:r>
         <w:t>[نص الضبط / الحكم — المتن الفعلي] ===</w:t>
         <w:br/>
-        <w:t>ليكو ‏١1١114‎ . ه8 ةينطولا ةيوهلا يريطملا دعس نب حبار نب يكرت</w:t>
+        <w:t>ىماحم يدوعس لقتل كح ةينظولا ةيوهلا يباله نب ملاس هللادبع عياش</w:t>
+        <w:br/>
+        <w:t>ليكو يدوعس ‏١07١‎ ةينطولا ةيوبلا يريطملا دعس نب دوعس رمع</w:t>
+        <w:br/>
+        <w:t>ىماحم يدوعس ل ةينطولا ةيوهلا يمايلا حلاص بلاط يلع</w:t>
       </w:r>
     </w:p>
     <w:p>
@@ -141,51 +205,7 @@
       <w:r>
         <w:t>[بيانات الأطراف: المدعي / المدعى عليه / الحاضرون] ===</w:t>
         <w:br/>
-        <w:t>عاتقة محمديحيى محمدعلي الحرازي الهوية الوطنية لز سعودي مدعى عليه</w:t>
-        <w:br/>
-        <w:t>اسامة احمد عباس زيني الهوية الوظنية ل سعودي مدعى عليه</w:t>
-      </w:r>
-    </w:p>
-    <w:p>
-      <w:pPr>
-        <w:pStyle w:val="Heading2"/>
-        <w:jc w:val="right"/>
-        <w:bidi/>
-      </w:pPr>
-      <w:r>
-        <w:t>[نص الضبط / الحكم — المتن الفعلي] ===</w:t>
-        <w:br/>
-        <w:t>رضاح يدوعس د. سلال وسلا ةينطولا ةيوهلا</w:t>
-        <w:br/>
-        <w:t>ىماحم يدوعس د.إ سلا ةينطولا ةيوهلا يناطحقلا رصان دجام ناطلس</w:t>
-        <w:br/>
-        <w:t>ىماحم يدوعس 00 ةينطولا ةيوهلا ىثراحلا عيار نب فلخ قراط</w:t>
-        <w:br/>
-        <w:t>ىماحم يدوعس ‏١.7‎ ةينطولا ةيوبلا يريدسلا ناميلس دمحم ناميلس</w:t>
-        <w:br/>
-        <w:t>2003 يدوعس لك ةينطولا ةيوهلا يريطملا دعس نب دوعس رمع</w:t>
-        <w:br/>
-        <w:t>ىماحم يدوعس لك ةينطولا ةيوهلا جوخ ميهاربا لصيف مازع</w:t>
-        <w:br/>
-        <w:t>ىماحم يدوعس ‏١١و10 اا ةينطولا ةيوهلا يلعثلا رينم نب زاوف دمحم</w:t>
-        <w:br/>
-        <w:t>ىماحم يدوعس لقتل كح ةينظولا ةيوهلا يباله نب ملاس هللادبع عياش</w:t>
-        <w:br/>
-        <w:t>ليكو يدوعس ‏١07١‎ ةينطولا ةيوبلا يريطملا دعس نب دوعس رمع</w:t>
-        <w:br/>
-        <w:t>ىماحم يدوعس ل ةينطولا ةيوهلا يمايلا حلاص بلاط يلع</w:t>
-        <w:br/>
-        <w:t>ىماخم يدوعس ل ةينطولا ةيوهلا دشار نب حرفم نب فرشم نب يلع</w:t>
-      </w:r>
-    </w:p>
-    <w:p>
-      <w:pPr>
-        <w:pStyle w:val="Heading2"/>
-        <w:jc w:val="right"/>
-        <w:bidi/>
-      </w:pPr>
-      <w:r>
-        <w:t>[بيانات الأطراف: المدعي / المدعى عليه / الحاضرون] ===</w:t>
+        <w:t>علي بن مشرف بن مفرح بن راشد الهوية الوطنية ل سعودي مخامى</w:t>
         <w:br/>
         <w:t>رفيف راشد جزاء الثقفي الهوية الوطنية لي ل سعودي وكيل</w:t>
       </w:r>
@@ -212,24 +232,14 @@
         <w:t>[بيانات الأطراف: المدعي / المدعى عليه / الحاضرون] ===</w:t>
         <w:br/>
         <w:t>عدنان احمد عباس زيني الهوية الوطنية شف كل السعودية المدعي</w:t>
-      </w:r>
-    </w:p>
-    <w:p>
-      <w:pPr>
-        <w:pStyle w:val="Heading2"/>
-        <w:jc w:val="right"/>
-        <w:bidi/>
-      </w:pPr>
-      <w:r>
-        <w:t>[نص الضبط / الحكم — المتن الفعلي] ===</w:t>
         <w:br/>
-        <w:t>ىماحم ةيدوعسلا ل ةينطولا ةيوهلا ىثراحلا عيار نب فلخ قراط</w:t>
+        <w:t>طارق خلف بن رايع الحارثى الهوية الوطنية ل السعودية محامى</w:t>
         <w:br/>
-        <w:t>ىماحم ةيدوعسلا ‏١‎ ةينطولا ةيوهلا يريدسلا ناميلس دمحم ناميلس</w:t>
+        <w:t>سليمان محمد سليمان السديري الهوية الوطنية ‎١‏ السعودية محامى</w:t>
         <w:br/>
-        <w:t>ىماحم ةيدوعسلا ‏١‎ ورك كالا ةينطولا ةيوهلا يلعثلا رينم نب زاوف دمحم</w:t>
+        <w:t>محمد فواز بن منير الثعلي الهوية الوطنية الاك كرو ‎١‏ السعودية محامى</w:t>
         <w:br/>
-        <w:t>ىماحم ةيدوعسلا ‏1١.‎ االال ل ةينطولا ةيوهلا يناطحقلا رصان دجام ناطلس</w:t>
+        <w:t>سلطان ماجد ناصر القحطاني الهوية الوطنية ل لالاا ‎1١.‏ السعودية محامى</w:t>
       </w:r>
     </w:p>
     <w:p>
@@ -249,9 +259,19 @@
         <w:bidi/>
       </w:pPr>
       <w:r>
+        <w:t>[بيانات الأطراف: المدعي / المدعى عليه / الحاضرون] ===</w:t>
+        <w:br/>
+        <w:t>الملكة العربية السعودية</w:t>
+      </w:r>
+    </w:p>
+    <w:p>
+      <w:pPr>
+        <w:pStyle w:val="Heading2"/>
+        <w:jc w:val="right"/>
+        <w:bidi/>
+      </w:pPr>
+      <w:r>
         <w:t>[نص الضبط / الحكم — المتن الفعلي] ===</w:t>
-        <w:br/>
-        <w:t>ةيدوعسلا ةيبرعلا ةكلملا</w:t>
         <w:br/>
         <w:t>5ه دزارة اتعدل ضبط</w:t>
         <w:br/>
@@ -296,14 +316,15 @@
     </w:p>
     <w:p>
       <w:pPr>
-        <w:pStyle w:val="Heading2"/>
         <w:jc w:val="right"/>
         <w:bidi/>
       </w:pPr>
       <w:r>
-        <w:t>[نص الضبط / الحكم — المتن الفعلي] ===</w:t>
-        <w:br/>
-        <w:t>200 ةيدوعسلا 0 ةينطولا ةيوهلا يريطملا دعس نب دوعس رمع</w:t>
+        <w:rPr>
+          <w:b w:val="0"/>
+          <w:i w:val="0"/>
+        </w:rPr>
+        <w:t>عمر سعود بن سعد المطيري الهوية الوطنية 0 السعودية 200</w:t>
       </w:r>
     </w:p>
     <w:p>
@@ -316,7 +337,17 @@
           <w:b w:val="0"/>
           <w:i w:val="0"/>
         </w:rPr>
-        <w:t>ليكو ةيدوعسلا 0 ةينطولا ةيوهلا يريطملا دعس نب دوعس رمع</w:t>
+        <w:t>عمر سعود بن سعد المطيري الهوية الوطنية 0 السعودية وكيل</w:t>
+      </w:r>
+    </w:p>
+    <w:p>
+      <w:pPr>
+        <w:pStyle w:val="Heading2"/>
+        <w:jc w:val="right"/>
+        <w:bidi/>
+      </w:pPr>
+      <w:r>
+        <w:t>[نص الضبط / الحكم — المتن الفعلي] ===</w:t>
         <w:br/>
         <w:t>نوج زإلى فضيلتكم دعوانا بالتفصيل الآتي: بتاريخ 26 / 7/ 1434ه صدر حكم من المحكمة العامة بجدة</w:t>
         <w:br/>
@@ -400,9 +431,19 @@
         <w:bidi/>
       </w:pPr>
       <w:r>
+        <w:t>[بيانات الأطراف: المدعي / المدعى عليه / الحاضرون] ===</w:t>
+        <w:br/>
+        <w:t>|لكك) | اتشلكة العربية السعودية</w:t>
+      </w:r>
+    </w:p>
+    <w:p>
+      <w:pPr>
+        <w:pStyle w:val="Heading2"/>
+        <w:jc w:val="right"/>
+        <w:bidi/>
+      </w:pPr>
+      <w:r>
         <w:t>[نص الضبط / الحكم — المتن الفعلي] ===</w:t>
-        <w:br/>
-        <w:t>ةيدوعسلا ةيبرعلا ةكلشتا | (ككل|</w:t>
         <w:br/>
         <w:t>5ه وزارة اتعدل ضبط</w:t>
         <w:br/>
@@ -436,7 +477,7 @@
         <w:br/>
         <w:t>الدائرة الاولى رقم القضية: 241418107 رقمالجلسة: ‎١٠9‏ سانت لس</w:t>
         <w:br/>
-        <w:t>حبب يم 77 ةيضقلا قارطلط ل</w:t>
+        <w:t>ل طلطراق القضية 77 مي ببح</w:t>
         <w:br/>
         <w:t>1 8 مسإلا</w:t>
         <w:br/>

--- a/zaini_case_audit_output/outputs/word/documents/106_ضبط جلسة رقم 30 يوم 10-11-1444 هـ للقضية رقم 42824717.docx
+++ b/zaini_case_audit_output/outputs/word/documents/106_ضبط جلسة رقم 30 يوم 10-11-1444 هـ للقضية رقم 42824717.docx
@@ -85,7 +85,7 @@
         <w:bidi/>
       </w:pPr>
       <w:r>
-        <w:t>[نص الضبط / الحكم — المتن الفعلي] ===</w:t>
+        <w:t>[المتن الفعلي: الوقائع / الأسباب / المنطوق] ===</w:t>
         <w:br/>
         <w:t>2</w:t>
       </w:r>
@@ -109,7 +109,7 @@
         <w:bidi/>
       </w:pPr>
       <w:r>
-        <w:t>[نص الضبط / الحكم — المتن الفعلي] ===</w:t>
+        <w:t>[المتن الفعلي: الوقائع / الأسباب / المنطوق] ===</w:t>
         <w:br/>
         <w:t>5ه وزارة اتعدل ضبط</w:t>
         <w:br/>
@@ -125,7 +125,7 @@
         <w:bidi/>
       </w:pPr>
       <w:r>
-        <w:t>[ترويسة / كليشة وزارة العدل — معلومات رسمية متكررة] ===</w:t>
+        <w:t>[ترويسة / كليشة رسمية — معلومات متكررة] ===</w:t>
         <w:br/>
         <w:t>المحكمة التجارية بجدة رقم الصفحة ‎١ ١‏ ص اام كر</w:t>
       </w:r>
@@ -137,7 +137,7 @@
         <w:bidi/>
       </w:pPr>
       <w:r>
-        <w:t>[نص الضبط / الحكم — المتن الفعلي] ===</w:t>
+        <w:t>[المتن الفعلي: الوقائع / الأسباب / المنطوق] ===</w:t>
         <w:br/>
         <w:t>الدائرة الاولى ‎١‏ رقم القضية: 57414111 رقمالجلسة: ‎١5‏ ساو ل [ه]</w:t>
         <w:br/>
@@ -187,7 +187,7 @@
         <w:bidi/>
       </w:pPr>
       <w:r>
-        <w:t>[نص الضبط / الحكم — المتن الفعلي] ===</w:t>
+        <w:t>[المتن الفعلي: الوقائع / الأسباب / المنطوق] ===</w:t>
         <w:br/>
         <w:t>ىماحم يدوعس لقتل كح ةينظولا ةيوهلا يباله نب ملاس هللادبع عياش</w:t>
         <w:br/>
@@ -217,7 +217,7 @@
         <w:bidi/>
       </w:pPr>
       <w:r>
-        <w:t>[نص الضبط / الحكم — المتن الفعلي] ===</w:t>
+        <w:t>[المتن الفعلي: الوقائع / الأسباب / المنطوق] ===</w:t>
         <w:br/>
         <w:t>يسيبي|!|]|حسبإِِِط|ط|جطجطجطجط!ط!/!|!|!ط!|!|آآآ ا ل ا ةرو ضحي ةساجلا تحتق شلل</w:t>
       </w:r>
@@ -271,7 +271,7 @@
         <w:bidi/>
       </w:pPr>
       <w:r>
-        <w:t>[نص الضبط / الحكم — المتن الفعلي] ===</w:t>
+        <w:t>[المتن الفعلي: الوقائع / الأسباب / المنطوق] ===</w:t>
         <w:br/>
         <w:t>5ه دزارة اتعدل ضبط</w:t>
         <w:br/>
@@ -285,7 +285,7 @@
         <w:bidi/>
       </w:pPr>
       <w:r>
-        <w:t>[ترويسة / كليشة وزارة العدل — معلومات رسمية متكررة] ===</w:t>
+        <w:t>[ترويسة / كليشة رسمية — معلومات متكررة] ===</w:t>
         <w:br/>
         <w:t>المحكمة التجاربة بجدة ‎١‏ رقم الصفحة بلا ؟</w:t>
       </w:r>
@@ -297,7 +297,7 @@
         <w:bidi/>
       </w:pPr>
       <w:r>
-        <w:t>[نص الضبط / الحكم — المتن الفعلي] ===</w:t>
+        <w:t>[المتن الفعلي: الوقائع / الأسباب / المنطوق] ===</w:t>
         <w:br/>
         <w:t>الدائرة الاولى رقم القضية: 5181117 رقمالجلسة: *" لك</w:t>
       </w:r>
@@ -347,7 +347,7 @@
         <w:bidi/>
       </w:pPr>
       <w:r>
-        <w:t>[نص الضبط / الحكم — المتن الفعلي] ===</w:t>
+        <w:t>[المتن الفعلي: الوقائع / الأسباب / المنطوق] ===</w:t>
         <w:br/>
         <w:t>نوج زإلى فضيلتكم دعوانا بالتفصيل الآتي: بتاريخ 26 / 7/ 1434ه صدر حكم من المحكمة العامة بجدة</w:t>
         <w:br/>
@@ -389,7 +389,7 @@
         <w:bidi/>
       </w:pPr>
       <w:r>
-        <w:t>[ترويسة / كليشة وزارة العدل — معلومات رسمية متكررة] ===</w:t>
+        <w:t>[ترويسة / كليشة رسمية — معلومات متكررة] ===</w:t>
         <w:br/>
         <w:t>وتاريخ 10/ 2/ 1438ه يقضي باختصاص القضاء التجاري لنظر هذه الدعوى (مرفق صك حكم الاختصاص)</w:t>
       </w:r>
@@ -401,7 +401,7 @@
         <w:bidi/>
       </w:pPr>
       <w:r>
-        <w:t>[نص الضبط / الحكم — المتن الفعلي] ===</w:t>
+        <w:t>[المتن الفعلي: الوقائع / الأسباب / المنطوق] ===</w:t>
         <w:br/>
         <w:t>)» ذكرنا ان الحصص هي نسبتها 9090 من راس المال» كما نبلغكم أن النظام لايسمح لنا بإضافة مدعي او</w:t>
         <w:br/>
@@ -443,7 +443,7 @@
         <w:bidi/>
       </w:pPr>
       <w:r>
-        <w:t>[نص الضبط / الحكم — المتن الفعلي] ===</w:t>
+        <w:t>[المتن الفعلي: الوقائع / الأسباب / المنطوق] ===</w:t>
         <w:br/>
         <w:t>5ه وزارة اتعدل ضبط</w:t>
         <w:br/>
@@ -461,7 +461,7 @@
         <w:bidi/>
       </w:pPr>
       <w:r>
-        <w:t>[ترويسة / كليشة وزارة العدل — معلومات رسمية متكررة] ===</w:t>
+        <w:t>[ترويسة / كليشة رسمية — معلومات متكررة] ===</w:t>
         <w:br/>
         <w:t>المحكمة التجارية بجدة رقم الصفحة ‎١‏ م٠‏ ا و</w:t>
       </w:r>
@@ -473,7 +473,7 @@
         <w:bidi/>
       </w:pPr>
       <w:r>
-        <w:t>[نص الضبط / الحكم — المتن الفعلي] ===</w:t>
+        <w:t>[المتن الفعلي: الوقائع / الأسباب / المنطوق] ===</w:t>
         <w:br/>
         <w:t>الدائرة الاولى رقم القضية: 241418107 رقمالجلسة: ‎١٠9‏ سانت لس</w:t>
         <w:br/>
@@ -503,7 +503,7 @@
         <w:bidi/>
       </w:pPr>
       <w:r>
-        <w:t>[نص الضبط / الحكم — المتن الفعلي] ===</w:t>
+        <w:t>[المتن الفعلي: الوقائع / الأسباب / المنطوق] ===</w:t>
         <w:br/>
         <w:t>1 8 مسإلا</w:t>
         <w:br/>
@@ -553,7 +553,7 @@
         <w:bidi/>
       </w:pPr>
       <w:r>
-        <w:t>[نص الضبط / الحكم — المتن الفعلي] ===</w:t>
+        <w:t>[المتن الفعلي: الوقائع / الأسباب / المنطوق] ===</w:t>
         <w:br/>
         <w:t>عيقوتلا 2003 ةفصلا معن</w:t>
         <w:br/>
@@ -581,7 +581,7 @@
         <w:bidi/>
       </w:pPr>
       <w:r>
-        <w:t>[نص الضبط / الحكم — المتن الفعلي] ===</w:t>
+        <w:t>[المتن الفعلي: الوقائع / الأسباب / المنطوق] ===</w:t>
         <w:br/>
         <w:t>عيش يريطملا دعس نب دوعس رمع</w:t>
         <w:br/>

--- a/zaini_case_audit_output/outputs/word/documents/106_ضبط جلسة رقم 30 يوم 10-11-1444 هـ للقضية رقم 42824717.docx
+++ b/zaini_case_audit_output/outputs/word/documents/106_ضبط جلسة رقم 30 يوم 10-11-1444 هـ للقضية رقم 42824717.docx
@@ -51,20 +51,6 @@
           <w:i/>
         </w:rPr>
         <w:t>[مخرج آلي / Script Output - سماوي]  [مخرج آلي يحتاج مراجعة بشرية - وردي]</w:t>
-      </w:r>
-    </w:p>
-    <w:p>
-      <w:pPr>
-        <w:jc w:val="right"/>
-        <w:bidi/>
-      </w:pPr>
-      <w:r>
-        <w:rPr>
-          <w:b w:val="0"/>
-          <w:i/>
-          <w:color w:val="C00000"/>
-        </w:rPr>
-        <w:t>[نص ممسوح OCR صُحِّح ترتيبه آلياً — قد يحتوي أخطاء طفيفة]</w:t>
       </w:r>
     </w:p>
     <w:p/>
@@ -178,32 +164,12 @@
         <w:t>عزام فيصل ابراهيم خوج الهوية الوطنية كل سعودي محامى</w:t>
         <w:br/>
         <w:t>محمد فواز بن منير الثعلي الهوية الوطنية اا 10و١١‏ سعودي محامى</w:t>
-      </w:r>
-    </w:p>
-    <w:p>
-      <w:pPr>
-        <w:pStyle w:val="Heading2"/>
-        <w:jc w:val="right"/>
-        <w:bidi/>
-      </w:pPr>
-      <w:r>
-        <w:t>[المتن الفعلي: الوقائع / الأسباب / المنطوق] ===</w:t>
         <w:br/>
-        <w:t>ىماحم يدوعس لقتل كح ةينظولا ةيوهلا يباله نب ملاس هللادبع عياش</w:t>
+        <w:t>شايع عبدالله سالم بن هلابي الهوية الوظنية حك لتقل سعودي محامى</w:t>
         <w:br/>
-        <w:t>ليكو يدوعس ‏١07١‎ ةينطولا ةيوبلا يريطملا دعس نب دوعس رمع</w:t>
+        <w:t>عمر سعود بن سعد المطيري البوية الوطنية ‎١07١‏ سعودي وكيل</w:t>
         <w:br/>
-        <w:t>ىماحم يدوعس ل ةينطولا ةيوهلا يمايلا حلاص بلاط يلع</w:t>
-      </w:r>
-    </w:p>
-    <w:p>
-      <w:pPr>
-        <w:pStyle w:val="Heading2"/>
-        <w:jc w:val="right"/>
-        <w:bidi/>
-      </w:pPr>
-      <w:r>
-        <w:t>[بيانات الأطراف: المدعي / المدعى عليه / الحاضرون] ===</w:t>
+        <w:t>علي طالب صالح اليامي الهوية الوطنية ل سعودي محامى</w:t>
         <w:br/>
         <w:t>علي بن مشرف بن مفرح بن راشد الهوية الوطنية ل سعودي مخامى</w:t>
         <w:br/>
@@ -219,7 +185,7 @@
       <w:r>
         <w:t>[المتن الفعلي: الوقائع / الأسباب / المنطوق] ===</w:t>
         <w:br/>
-        <w:t>يسيبي|!|]|حسبإِِِط|ط|جطجطجطجط!ط!/!|!|!ط!|!|آآآ ا ل ا ةرو ضحي ةساجلا تحتق شلل</w:t>
+        <w:t>للش قتحت الجاسة يحض ورة ا ل ا آآآ|!|!ط!|!|!/!ط!طجطجطجطج|ط|طِِِإبسح|[|!|يبيسي</w:t>
       </w:r>
     </w:p>
     <w:p>
@@ -479,9 +445,9 @@
         <w:br/>
         <w:t>ل طلطراق القضية 77 مي ببح</w:t>
         <w:br/>
-        <w:t>1 8 مسإلا</w:t>
+        <w:t>الإسم 8 1</w:t>
         <w:br/>
-        <w:t>تلا دملا ةصلا</w:t>
+        <w:t>الصة المد الت</w:t>
       </w:r>
     </w:p>
     <w:p>
@@ -505,33 +471,113 @@
       <w:r>
         <w:t>[المتن الفعلي: الوقائع / الأسباب / المنطوق] ===</w:t>
         <w:br/>
-        <w:t>1 8 مسإلا</w:t>
+        <w:t>الإسم 8 1</w:t>
+      </w:r>
+    </w:p>
+    <w:p>
+      <w:pPr>
+        <w:pStyle w:val="Heading2"/>
+        <w:jc w:val="right"/>
+        <w:bidi/>
+      </w:pPr>
+      <w:r>
+        <w:t>[بيانات الأطراف: المدعي / المدعى عليه / الحاضرون] ===</w:t>
         <w:br/>
-        <w:t>يقوتلا احم ةفصلا</w:t>
+        <w:t>الصفة محا التوقي</w:t>
+      </w:r>
+    </w:p>
+    <w:p>
+      <w:pPr>
+        <w:pStyle w:val="Heading2"/>
+        <w:jc w:val="right"/>
+        <w:bidi/>
+      </w:pPr>
+      <w:r>
+        <w:t>[المتن الفعلي: الوقائع / الأسباب / المنطوق] ===</w:t>
         <w:br/>
-        <w:t>عيقوتلا و ىثراحلا عيار نب فلخ قراط</w:t>
+        <w:t>طارق خلف بن رايع الحارثى و التوقيع</w:t>
         <w:br/>
-        <w:t>1 8 مسإلا</w:t>
+        <w:t>الإسم 8 1</w:t>
+      </w:r>
+    </w:p>
+    <w:p>
+      <w:pPr>
+        <w:pStyle w:val="Heading2"/>
+        <w:jc w:val="right"/>
+        <w:bidi/>
+      </w:pPr>
+      <w:r>
+        <w:t>[بيانات الأطراف: المدعي / المدعى عليه / الحاضرون] ===</w:t>
         <w:br/>
-        <w:t>يقوتلا اجم ةفصلا</w:t>
+        <w:t>الصفة مجا التوقي</w:t>
+      </w:r>
+    </w:p>
+    <w:p>
+      <w:pPr>
+        <w:pStyle w:val="Heading2"/>
+        <w:jc w:val="right"/>
+        <w:bidi/>
+      </w:pPr>
+      <w:r>
+        <w:t>[المتن الفعلي: الوقائع / الأسباب / المنطوق] ===</w:t>
         <w:br/>
         <w:t>سليمازق محمد ماليمازق السمدوري 9 التوقيع</w:t>
         <w:br/>
-        <w:t>1 8 مسإلا</w:t>
+        <w:t>الإسم 8 1</w:t>
+      </w:r>
+    </w:p>
+    <w:p>
+      <w:pPr>
+        <w:pStyle w:val="Heading2"/>
+        <w:jc w:val="right"/>
+        <w:bidi/>
+      </w:pPr>
+      <w:r>
+        <w:t>[بيانات الأطراف: المدعي / المدعى عليه / الحاضرون] ===</w:t>
         <w:br/>
-        <w:t>يقوتلا احم ةفصلا</w:t>
+        <w:t>الصفة محا التوقي</w:t>
+      </w:r>
+    </w:p>
+    <w:p>
+      <w:pPr>
+        <w:pStyle w:val="Heading2"/>
+        <w:jc w:val="right"/>
+        <w:bidi/>
+      </w:pPr>
+      <w:r>
+        <w:t>[المتن الفعلي: الوقائع / الأسباب / المنطوق] ===</w:t>
         <w:br/>
         <w:t>محمد فواز بن منير الثعلي 39 مع</w:t>
         <w:br/>
-        <w:t>1 8 مسإلا</w:t>
+        <w:t>الإسم 8 1</w:t>
+      </w:r>
+    </w:p>
+    <w:p>
+      <w:pPr>
+        <w:pStyle w:val="Heading2"/>
+        <w:jc w:val="right"/>
+        <w:bidi/>
+      </w:pPr>
+      <w:r>
+        <w:t>[بيانات الأطراف: المدعي / المدعى عليه / الحاضرون] ===</w:t>
         <w:br/>
-        <w:t>يقوتلا اجم ةفصلا</w:t>
+        <w:t>الصفة مجا التوقي</w:t>
+      </w:r>
+    </w:p>
+    <w:p>
+      <w:pPr>
+        <w:pStyle w:val="Heading2"/>
+        <w:jc w:val="right"/>
+        <w:bidi/>
+      </w:pPr>
+      <w:r>
+        <w:t>[المتن الفعلي: الوقائع / الأسباب / المنطوق] ===</w:t>
         <w:br/>
         <w:t>سلطان ماجد ناصر القحطاني م لتوقيع</w:t>
         <w:br/>
-        <w:t>1 8 مسإلا</w:t>
+        <w:t>الإسم 8 1</w:t>
         <w:br/>
-        <w:t>لا هيلع ةصلا</w:t>
+        <w:t>الصة عليه ال</w:t>
       </w:r>
     </w:p>
     <w:p>
@@ -544,6 +590,8 @@
         <w:t>[بيانات الأطراف: المدعي / المدعى عليه / الحاضرون] ===</w:t>
         <w:br/>
         <w:t>اسامة احمد عباس زبني الصفة هل عي علي التوقيع</w:t>
+        <w:br/>
+        <w:t>نعم الصفة 2003 التوقيع</w:t>
       </w:r>
     </w:p>
     <w:p>
@@ -555,11 +603,9 @@
       <w:r>
         <w:t>[المتن الفعلي: الوقائع / الأسباب / المنطوق] ===</w:t>
         <w:br/>
-        <w:t>عيقوتلا 2003 ةفصلا معن</w:t>
+        <w:t>عمر سعود بن سعد المطيري</w:t>
         <w:br/>
-        <w:t>يريطملا دعس نب دوعس رمع</w:t>
-        <w:br/>
-        <w:t>1 8 مسإلا</w:t>
+        <w:t>الإسم 8 1</w:t>
       </w:r>
     </w:p>
     <w:p>
@@ -583,13 +629,33 @@
       <w:r>
         <w:t>[المتن الفعلي: الوقائع / الأسباب / المنطوق] ===</w:t>
         <w:br/>
-        <w:t>عيش يريطملا دعس نب دوعس رمع</w:t>
+        <w:t>عمر سعود بن سعد المطيري شيع</w:t>
         <w:br/>
         <w:t>للد قوقيع أعضاء الدائرة 37نس حت ب ا بٍ؟ى؟]؟)ٍ سحب</w:t>
+      </w:r>
+    </w:p>
+    <w:p>
+      <w:pPr>
+        <w:pStyle w:val="Heading2"/>
+        <w:jc w:val="right"/>
+        <w:bidi/>
+      </w:pPr>
+      <w:r>
+        <w:t>[بيانات الأطراف: المدعي / المدعى عليه / الحاضرون] ===</w:t>
         <w:br/>
-        <w:t>ا ةفصلا مسإلا</w:t>
+        <w:t>الإسم الصفة ا</w:t>
+      </w:r>
+    </w:p>
+    <w:p>
+      <w:pPr>
+        <w:pStyle w:val="Heading2"/>
+        <w:jc w:val="right"/>
+        <w:bidi/>
+      </w:pPr>
+      <w:r>
+        <w:t>[المُرسَل إليه / المخاطَب والتحية] ===</w:t>
         <w:br/>
-        <w:t>ل ةيئامضقلا ةرئادلا سيئر يجاوعلا علاص نب فاسع</w:t>
+        <w:t>عساف بن صالع العواجي رئيس الدائرة القضمائية ل</w:t>
       </w:r>
     </w:p>
     <w:sectPr>
